--- a/MERISE.docx
+++ b/MERISE.docx
@@ -401,7 +401,7 @@
     <w:p>
       <w:r>
         <w:pict w14:anchorId="6FDFC48F">
-          <v:rect id="_x0000_i1037" style="width:0;height:1.5pt" o:hralign="center" o:hrstd="t" o:hr="t" fillcolor="#a0a0a0" stroked="f"/>
+          <v:rect id="_x0000_i1025" style="width:0;height:1.5pt" o:hralign="center" o:hrstd="t" o:hr="t" fillcolor="#a0a0a0" stroked="f"/>
         </w:pict>
       </w:r>
     </w:p>
@@ -609,7 +609,6 @@
           <w:b/>
           <w:bCs/>
         </w:rPr>
-        <w:lastRenderedPageBreak/>
         <w:t>Demandes_Aide</w:t>
       </w:r>
       <w:proofErr w:type="spellEnd"/>
@@ -766,8 +765,9 @@
     </w:p>
     <w:p>
       <w:r>
+        <w:lastRenderedPageBreak/>
         <w:pict w14:anchorId="76848394">
-          <v:rect id="_x0000_i1038" style="width:0;height:1.5pt" o:hralign="center" o:hrstd="t" o:hr="t" fillcolor="#a0a0a0" stroked="f"/>
+          <v:rect id="_x0000_i1026" style="width:0;height:1.5pt" o:hralign="center" o:hrstd="t" o:hr="t" fillcolor="#a0a0a0" stroked="f"/>
         </w:pict>
       </w:r>
     </w:p>
@@ -798,18 +798,18 @@
           <w:b/>
           <w:bCs/>
         </w:rPr>
-        <w:t>OF4 &amp; OF5 (Profil et Validation)</w:t>
+        <w:t>OF2 &amp; OF3 (Aide et Notation)</w:t>
       </w:r>
       <w:r>
         <w:t xml:space="preserve"> : La table </w:t>
       </w:r>
       <w:proofErr w:type="spellStart"/>
       <w:r>
-        <w:t>Declarer_Competence</w:t>
-      </w:r>
-      <w:proofErr w:type="spellEnd"/>
-      <w:r>
-        <w:t xml:space="preserve"> permet aux stagiaires d'ajouter des compétences et aux formateurs de les valider officiellement.</w:t>
+        <w:t>Interventions_Entraide</w:t>
+      </w:r>
+      <w:proofErr w:type="spellEnd"/>
+      <w:r>
+        <w:t xml:space="preserve"> gère la mise en relation entre mentors et demandeurs, ainsi que le système de notation.</w:t>
       </w:r>
     </w:p>
     <w:p>
@@ -824,18 +824,18 @@
           <w:b/>
           <w:bCs/>
         </w:rPr>
-        <w:t>OF2 &amp; OF3 (Aide et Notation)</w:t>
+        <w:t>OF4 &amp; OF5 (Profil et Validation)</w:t>
       </w:r>
       <w:r>
         <w:t xml:space="preserve"> : La table </w:t>
       </w:r>
       <w:proofErr w:type="spellStart"/>
       <w:r>
-        <w:t>Interventions_Entraide</w:t>
-      </w:r>
-      <w:proofErr w:type="spellEnd"/>
-      <w:r>
-        <w:t xml:space="preserve"> gère la mise en relation entre mentors et demandeurs, ainsi que le système de notation.</w:t>
+        <w:t>Declarer_Competence</w:t>
+      </w:r>
+      <w:proofErr w:type="spellEnd"/>
+      <w:r>
+        <w:t xml:space="preserve"> permet aux stagiaires d'ajouter des compétences et aux formateurs de les valider officiellement.</w:t>
       </w:r>
     </w:p>
     <w:p>
@@ -909,12 +909,62 @@
     <w:p/>
     <w:sectPr>
       <w:pgSz w:w="11906" w:h="16838"/>
-      <w:pgMar w:top="1440" w:right="1440" w:bottom="1440" w:left="1440" w:header="708" w:footer="708" w:gutter="0"/>
+      <w:pgMar w:top="284" w:right="1440" w:bottom="284" w:left="1440" w:header="708" w:footer="708" w:gutter="0"/>
       <w:cols w:space="708"/>
       <w:docGrid w:linePitch="360"/>
     </w:sectPr>
   </w:body>
 </w:document>
+</file>
+
+<file path=word/endnotes.xml><?xml version="1.0" encoding="utf-8"?>
+<w:endnotes xmlns:wpc="http://schemas.microsoft.com/office/word/2010/wordprocessingCanvas" xmlns:cx="http://schemas.microsoft.com/office/drawing/2014/chartex" xmlns:cx1="http://schemas.microsoft.com/office/drawing/2015/9/8/chartex" xmlns:cx2="http://schemas.microsoft.com/office/drawing/2015/10/21/chartex" xmlns:cx3="http://schemas.microsoft.com/office/drawing/2016/5/9/chartex" xmlns:cx4="http://schemas.microsoft.com/office/drawing/2016/5/10/chartex" xmlns:cx5="http://schemas.microsoft.com/office/drawing/2016/5/11/chartex" xmlns:cx6="http://schemas.microsoft.com/office/drawing/2016/5/12/chartex" xmlns:cx7="http://schemas.microsoft.com/office/drawing/2016/5/13/chartex" xmlns:cx8="http://schemas.microsoft.com/office/drawing/2016/5/14/chartex" xmlns:mc="http://schemas.openxmlformats.org/markup-compatibility/2006" xmlns:aink="http://schemas.microsoft.com/office/drawing/2016/ink" xmlns:am3d="http://schemas.microsoft.com/office/drawing/2017/model3d" xmlns:o="urn:schemas-microsoft-com:office:office" xmlns:oel="http://schemas.microsoft.com/office/2019/extlst" xmlns:r="http://schemas.openxmlformats.org/officeDocument/2006/relationships" xmlns:m="http://schemas.openxmlformats.org/officeDocument/2006/math" xmlns:v="urn:schemas-microsoft-com:vml" xmlns:wp14="http://schemas.microsoft.com/office/word/2010/wordprocessingDrawing" xmlns:wp="http://schemas.openxmlformats.org/drawingml/2006/wordprocessingDrawing" xmlns:w10="urn:schemas-microsoft-com:office:word" xmlns:w="http://schemas.openxmlformats.org/wordprocessingml/2006/main" xmlns:w14="http://schemas.microsoft.com/office/word/2010/wordml" xmlns:w15="http://schemas.microsoft.com/office/word/2012/wordml" xmlns:w16cex="http://schemas.microsoft.com/office/word/2018/wordml/cex" xmlns:w16cid="http://schemas.microsoft.com/office/word/2016/wordml/cid" xmlns:w16="http://schemas.microsoft.com/office/word/2018/wordml" xmlns:w16du="http://schemas.microsoft.com/office/word/2023/wordml/word16du" xmlns:w16sdtdh="http://schemas.microsoft.com/office/word/2020/wordml/sdtdatahash" xmlns:w16sdtfl="http://schemas.microsoft.com/office/word/2024/wordml/sdtformatlock" xmlns:w16se="http://schemas.microsoft.com/office/word/2015/wordml/symex" xmlns:wpg="http://schemas.microsoft.com/office/word/2010/wordprocessingGroup" xmlns:wpi="http://schemas.microsoft.com/office/word/2010/wordprocessingInk" xmlns:wne="http://schemas.microsoft.com/office/word/2006/wordml" xmlns:wps="http://schemas.microsoft.com/office/word/2010/wordprocessingShape" mc:Ignorable="w14 w15 w16se w16cid w16 w16cex w16sdtdh w16sdtfl w16du wp14">
+  <w:endnote w:type="separator" w:id="-1">
+    <w:p>
+      <w:pPr>
+        <w:spacing w:after="0" w:line="240" w:lineRule="auto"/>
+      </w:pPr>
+      <w:r>
+        <w:separator/>
+      </w:r>
+    </w:p>
+  </w:endnote>
+  <w:endnote w:type="continuationSeparator" w:id="0">
+    <w:p>
+      <w:pPr>
+        <w:spacing w:after="0" w:line="240" w:lineRule="auto"/>
+      </w:pPr>
+      <w:r>
+        <w:continuationSeparator/>
+      </w:r>
+    </w:p>
+  </w:endnote>
+</w:endnotes>
+</file>
+
+<file path=word/footnotes.xml><?xml version="1.0" encoding="utf-8"?>
+<w:footnotes xmlns:wpc="http://schemas.microsoft.com/office/word/2010/wordprocessingCanvas" xmlns:cx="http://schemas.microsoft.com/office/drawing/2014/chartex" xmlns:cx1="http://schemas.microsoft.com/office/drawing/2015/9/8/chartex" xmlns:cx2="http://schemas.microsoft.com/office/drawing/2015/10/21/chartex" xmlns:cx3="http://schemas.microsoft.com/office/drawing/2016/5/9/chartex" xmlns:cx4="http://schemas.microsoft.com/office/drawing/2016/5/10/chartex" xmlns:cx5="http://schemas.microsoft.com/office/drawing/2016/5/11/chartex" xmlns:cx6="http://schemas.microsoft.com/office/drawing/2016/5/12/chartex" xmlns:cx7="http://schemas.microsoft.com/office/drawing/2016/5/13/chartex" xmlns:cx8="http://schemas.microsoft.com/office/drawing/2016/5/14/chartex" xmlns:mc="http://schemas.openxmlformats.org/markup-compatibility/2006" xmlns:aink="http://schemas.microsoft.com/office/drawing/2016/ink" xmlns:am3d="http://schemas.microsoft.com/office/drawing/2017/model3d" xmlns:o="urn:schemas-microsoft-com:office:office" xmlns:oel="http://schemas.microsoft.com/office/2019/extlst" xmlns:r="http://schemas.openxmlformats.org/officeDocument/2006/relationships" xmlns:m="http://schemas.openxmlformats.org/officeDocument/2006/math" xmlns:v="urn:schemas-microsoft-com:vml" xmlns:wp14="http://schemas.microsoft.com/office/word/2010/wordprocessingDrawing" xmlns:wp="http://schemas.openxmlformats.org/drawingml/2006/wordprocessingDrawing" xmlns:w10="urn:schemas-microsoft-com:office:word" xmlns:w="http://schemas.openxmlformats.org/wordprocessingml/2006/main" xmlns:w14="http://schemas.microsoft.com/office/word/2010/wordml" xmlns:w15="http://schemas.microsoft.com/office/word/2012/wordml" xmlns:w16cex="http://schemas.microsoft.com/office/word/2018/wordml/cex" xmlns:w16cid="http://schemas.microsoft.com/office/word/2016/wordml/cid" xmlns:w16="http://schemas.microsoft.com/office/word/2018/wordml" xmlns:w16du="http://schemas.microsoft.com/office/word/2023/wordml/word16du" xmlns:w16sdtdh="http://schemas.microsoft.com/office/word/2020/wordml/sdtdatahash" xmlns:w16sdtfl="http://schemas.microsoft.com/office/word/2024/wordml/sdtformatlock" xmlns:w16se="http://schemas.microsoft.com/office/word/2015/wordml/symex" xmlns:wpg="http://schemas.microsoft.com/office/word/2010/wordprocessingGroup" xmlns:wpi="http://schemas.microsoft.com/office/word/2010/wordprocessingInk" xmlns:wne="http://schemas.microsoft.com/office/word/2006/wordml" xmlns:wps="http://schemas.microsoft.com/office/word/2010/wordprocessingShape" mc:Ignorable="w14 w15 w16se w16cid w16 w16cex w16sdtdh w16sdtfl w16du wp14">
+  <w:footnote w:type="separator" w:id="-1">
+    <w:p>
+      <w:pPr>
+        <w:spacing w:after="0" w:line="240" w:lineRule="auto"/>
+      </w:pPr>
+      <w:r>
+        <w:separator/>
+      </w:r>
+    </w:p>
+  </w:footnote>
+  <w:footnote w:type="continuationSeparator" w:id="0">
+    <w:p>
+      <w:pPr>
+        <w:spacing w:after="0" w:line="240" w:lineRule="auto"/>
+      </w:pPr>
+      <w:r>
+        <w:continuationSeparator/>
+      </w:r>
+    </w:p>
+  </w:footnote>
+</w:footnotes>
 </file>
 
 <file path=word/numbering.xml><?xml version="1.0" encoding="utf-8"?>
@@ -2133,6 +2183,7 @@
   <w:style w:type="character" w:default="1" w:styleId="DefaultParagraphFont">
     <w:name w:val="Default Paragraph Font"/>
     <w:uiPriority w:val="1"/>
+    <w:semiHidden/>
     <w:unhideWhenUsed/>
   </w:style>
   <w:style w:type="table" w:default="1" w:styleId="TableNormal">
@@ -2445,6 +2496,50 @@
       <w:color w:val="0F4761" w:themeColor="accent1" w:themeShade="BF"/>
       <w:spacing w:val="5"/>
     </w:rPr>
+  </w:style>
+  <w:style w:type="paragraph" w:styleId="Header">
+    <w:name w:val="header"/>
+    <w:basedOn w:val="Normal"/>
+    <w:link w:val="HeaderChar"/>
+    <w:uiPriority w:val="99"/>
+    <w:unhideWhenUsed/>
+    <w:rsid w:val="00903F11"/>
+    <w:pPr>
+      <w:tabs>
+        <w:tab w:val="center" w:pos="4513"/>
+        <w:tab w:val="right" w:pos="9026"/>
+      </w:tabs>
+      <w:spacing w:after="0" w:line="240" w:lineRule="auto"/>
+    </w:pPr>
+  </w:style>
+  <w:style w:type="character" w:customStyle="1" w:styleId="HeaderChar">
+    <w:name w:val="Header Char"/>
+    <w:basedOn w:val="DefaultParagraphFont"/>
+    <w:link w:val="Header"/>
+    <w:uiPriority w:val="99"/>
+    <w:rsid w:val="00903F11"/>
+  </w:style>
+  <w:style w:type="paragraph" w:styleId="Footer">
+    <w:name w:val="footer"/>
+    <w:basedOn w:val="Normal"/>
+    <w:link w:val="FooterChar"/>
+    <w:uiPriority w:val="99"/>
+    <w:unhideWhenUsed/>
+    <w:rsid w:val="00903F11"/>
+    <w:pPr>
+      <w:tabs>
+        <w:tab w:val="center" w:pos="4513"/>
+        <w:tab w:val="right" w:pos="9026"/>
+      </w:tabs>
+      <w:spacing w:after="0" w:line="240" w:lineRule="auto"/>
+    </w:pPr>
+  </w:style>
+  <w:style w:type="character" w:customStyle="1" w:styleId="FooterChar">
+    <w:name w:val="Footer Char"/>
+    <w:basedOn w:val="DefaultParagraphFont"/>
+    <w:link w:val="Footer"/>
+    <w:uiPriority w:val="99"/>
+    <w:rsid w:val="00903F11"/>
   </w:style>
 </w:styles>
 </file>
